--- a/wiggle_sort_complete.docx
+++ b/wiggle_sort_complete.docx
@@ -108,7 +108,7 @@
           </mc:Choice>
           <mc:Fallback>
             <w:pict>
-              <v:shape w14:anchorId="2FBD434B" id="Graphic 1" o:spid="_x0000_s1026" style="position:absolute;margin-left:54.7pt;margin-top:763.9pt;width:1.45pt;height:1.45pt;z-index:15729152;visibility:visible;mso-wrap-style:square;mso-wrap-distance-left:0;mso-wrap-distance-top:0;mso-wrap-distance-right:0;mso-wrap-distance-bottom:0;mso-position-horizontal:absolute;mso-position-horizontal-relative:page;mso-position-vertical:absolute;mso-position-vertical-relative:page;v-text-anchor:top" coordsize="18415,18415" o:gfxdata="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" path="m18287,18287l,18287,,12192r18287,l18287,18287xem18287,6096r-6096,l12191,r6096,l18287,6096xe" fillcolor="black" stroked="f">
+              <v:shape w14:anchorId="47B09856" id="Graphic 1" o:spid="_x0000_s1026" style="position:absolute;margin-left:54.7pt;margin-top:763.9pt;width:1.45pt;height:1.45pt;z-index:15729152;visibility:visible;mso-wrap-style:square;mso-wrap-distance-left:0;mso-wrap-distance-top:0;mso-wrap-distance-right:0;mso-wrap-distance-bottom:0;mso-position-horizontal:absolute;mso-position-horizontal-relative:page;mso-position-vertical:absolute;mso-position-vertical-relative:page;v-text-anchor:top" coordsize="18415,18415" o:gfxdata="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" path="m18287,18287l,18287,,12192r18287,l18287,18287xem18287,6096r-6096,l12191,r6096,l18287,6096xe" fillcolor="black" stroked="f">
                 <v:path arrowok="t"/>
                 <w10:wrap anchorx="page" anchory="page"/>
               </v:shape>
@@ -214,7 +214,7 @@
           </mc:Choice>
           <mc:Fallback>
             <w:pict>
-              <v:shape w14:anchorId="61D64E87" id="Graphic 2" o:spid="_x0000_s1026" style="position:absolute;margin-left:444.6pt;margin-top:763.9pt;width:1.45pt;height:1.45pt;z-index:15729664;visibility:visible;mso-wrap-style:square;mso-wrap-distance-left:0;mso-wrap-distance-top:0;mso-wrap-distance-right:0;mso-wrap-distance-bottom:0;mso-position-horizontal:absolute;mso-position-horizontal-relative:page;mso-position-vertical:absolute;mso-position-vertical-relative:page;v-text-anchor:top" coordsize="18415,18415" o:gfxdata="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" path="m18287,18287l,18287,,12192r18287,l18287,18287xem6096,6096l,6096,,,6096,r,6096xe" fillcolor="black" stroked="f">
+              <v:shape w14:anchorId="3BBB6E87" id="Graphic 2" o:spid="_x0000_s1026" style="position:absolute;margin-left:444.6pt;margin-top:763.9pt;width:1.45pt;height:1.45pt;z-index:15729664;visibility:visible;mso-wrap-style:square;mso-wrap-distance-left:0;mso-wrap-distance-top:0;mso-wrap-distance-right:0;mso-wrap-distance-bottom:0;mso-position-horizontal:absolute;mso-position-horizontal-relative:page;mso-position-vertical:absolute;mso-position-vertical-relative:page;v-text-anchor:top" coordsize="18415,18415" o:gfxdata="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" path="m18287,18287l,18287,,12192r18287,l18287,18287xem6096,6096l,6096,,,6096,r,6096xe" fillcolor="black" stroked="f">
                 <v:path arrowok="t"/>
                 <w10:wrap anchorx="page" anchory="page"/>
               </v:shape>
@@ -4620,7 +4620,7 @@
           </mc:Choice>
           <mc:Fallback>
             <w:pict>
-              <v:group w14:anchorId="18390180" id="Group 5" o:spid="_x0000_s1026" style="width:75.25pt;height:60.5pt;mso-position-horizontal-relative:char;mso-position-vertical-relative:line" coordsize="9556,7683" o:gfxdata="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">
+              <v:group w14:anchorId="2D1ED623" id="Group 5" o:spid="_x0000_s1026" style="width:75.25pt;height:60.5pt;mso-position-horizontal-relative:char;mso-position-vertical-relative:line" coordsize="9556,7683" o:gfxdata="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">
                 <v:shape id="Graphic 6" o:spid="_x0000_s1027" style="position:absolute;left:121;top:121;width:9316;height:7443;visibility:visible;mso-wrap-style:square;v-text-anchor:top" coordsize="931544,744220" o:gfxdata="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" path="m,123444l9644,75223,36004,36004,75223,9644,123444,,806195,r48459,9644l894397,36004r26884,39219l931164,123444r,495300l921281,667202r-26884,39743l854654,733829r-48459,9883l123444,743712,75223,733829,36004,706945,9644,667202,,618744,,123444xe" filled="f" strokeweight="1.92pt">
                   <v:path arrowok="t"/>
                 </v:shape>
@@ -4830,8 +4830,13 @@
         </w:rPr>
         <w:t xml:space="preserve"> </w:t>
       </w:r>
-      <w:r>
-        <w:t>nums,</w:t>
+      <w:proofErr w:type="spellStart"/>
+      <w:r>
+        <w:t>nums</w:t>
+      </w:r>
+      <w:proofErr w:type="spellEnd"/>
+      <w:r>
+        <w:t>,</w:t>
       </w:r>
       <w:r>
         <w:rPr>
@@ -4873,8 +4878,13 @@
         <w:spacing w:before="100"/>
         <w:ind w:left="361"/>
       </w:pPr>
-      <w:r>
-        <w:t>nums[0]</w:t>
+      <w:proofErr w:type="spellStart"/>
+      <w:r>
+        <w:t>nums</w:t>
+      </w:r>
+      <w:proofErr w:type="spellEnd"/>
+      <w:r>
+        <w:t>[0]</w:t>
       </w:r>
       <w:r>
         <w:rPr>
@@ -4891,8 +4901,13 @@
         </w:rPr>
         <w:t xml:space="preserve"> </w:t>
       </w:r>
-      <w:r>
-        <w:t>nums[1]</w:t>
+      <w:proofErr w:type="spellStart"/>
+      <w:r>
+        <w:t>nums</w:t>
+      </w:r>
+      <w:proofErr w:type="spellEnd"/>
+      <w:r>
+        <w:t>[1]</w:t>
       </w:r>
       <w:r>
         <w:rPr>
@@ -4909,8 +4924,13 @@
         </w:rPr>
         <w:t xml:space="preserve"> </w:t>
       </w:r>
-      <w:r>
-        <w:t>nums[2]</w:t>
+      <w:proofErr w:type="spellStart"/>
+      <w:r>
+        <w:t>nums</w:t>
+      </w:r>
+      <w:proofErr w:type="spellEnd"/>
+      <w:r>
+        <w:t>[2]</w:t>
       </w:r>
       <w:r>
         <w:rPr>
@@ -4927,8 +4947,13 @@
         </w:rPr>
         <w:t xml:space="preserve"> </w:t>
       </w:r>
-      <w:r>
-        <w:t>nums[3]</w:t>
+      <w:proofErr w:type="spellStart"/>
+      <w:r>
+        <w:t>nums</w:t>
+      </w:r>
+      <w:proofErr w:type="spellEnd"/>
+      <w:r>
+        <w:t>[3]</w:t>
       </w:r>
       <w:r>
         <w:rPr>
@@ -5275,6 +5300,7 @@
                 <w:sz w:val="20"/>
               </w:rPr>
             </w:pPr>
+            <w:proofErr w:type="spellStart"/>
             <w:r>
               <w:rPr>
                 <w:rFonts w:ascii="Arial"/>
@@ -5283,7 +5309,40 @@
                 <w:spacing w:val="-2"/>
                 <w:sz w:val="20"/>
               </w:rPr>
-              <w:t>wiggleSortNONREC(nums)</w:t>
+              <w:t>wiggleSortNONREC</w:t>
+            </w:r>
+            <w:proofErr w:type="spellEnd"/>
+            <w:r>
+              <w:rPr>
+                <w:rFonts w:ascii="Arial"/>
+                <w:b/>
+                <w:color w:val="FFFFFF"/>
+                <w:spacing w:val="-2"/>
+                <w:sz w:val="20"/>
+              </w:rPr>
+              <w:t>(</w:t>
+            </w:r>
+            <w:proofErr w:type="spellStart"/>
+            <w:r>
+              <w:rPr>
+                <w:rFonts w:ascii="Arial"/>
+                <w:b/>
+                <w:color w:val="FFFFFF"/>
+                <w:spacing w:val="-2"/>
+                <w:sz w:val="20"/>
+              </w:rPr>
+              <w:t>nums</w:t>
+            </w:r>
+            <w:proofErr w:type="spellEnd"/>
+            <w:r>
+              <w:rPr>
+                <w:rFonts w:ascii="Arial"/>
+                <w:b/>
+                <w:color w:val="FFFFFF"/>
+                <w:spacing w:val="-2"/>
+                <w:sz w:val="20"/>
+              </w:rPr>
+              <w:t>)</w:t>
             </w:r>
           </w:p>
         </w:tc>
@@ -5372,6 +5431,7 @@
               </w:rPr>
               <w:t xml:space="preserve"> </w:t>
             </w:r>
+            <w:proofErr w:type="spellStart"/>
             <w:r>
               <w:rPr>
                 <w:spacing w:val="-4"/>
@@ -5379,6 +5439,7 @@
               </w:rPr>
               <w:t>nums</w:t>
             </w:r>
+            <w:proofErr w:type="spellEnd"/>
           </w:p>
         </w:tc>
       </w:tr>
@@ -5427,11 +5488,19 @@
               </w:rPr>
               <w:t xml:space="preserve"> </w:t>
             </w:r>
-            <w:r>
-              <w:rPr>
-                <w:sz w:val="18"/>
-              </w:rPr>
-              <w:t>mergeSort(sorted,</w:t>
+            <w:proofErr w:type="spellStart"/>
+            <w:r>
+              <w:rPr>
+                <w:sz w:val="18"/>
+              </w:rPr>
+              <w:t>mergeSort</w:t>
+            </w:r>
+            <w:proofErr w:type="spellEnd"/>
+            <w:r>
+              <w:rPr>
+                <w:sz w:val="18"/>
+              </w:rPr>
+              <w:t>(sorted,</w:t>
             </w:r>
             <w:r>
               <w:rPr>
@@ -5553,6 +5622,7 @@
               </w:rPr>
               <w:t xml:space="preserve"> </w:t>
             </w:r>
+            <w:proofErr w:type="spellStart"/>
             <w:r>
               <w:rPr>
                 <w:spacing w:val="-4"/>
@@ -5560,6 +5630,7 @@
               </w:rPr>
               <w:t>nums</w:t>
             </w:r>
+            <w:proofErr w:type="spellEnd"/>
           </w:p>
         </w:tc>
       </w:tr>
@@ -5822,12 +5893,14 @@
               </w:rPr>
               <w:t xml:space="preserve"> </w:t>
             </w:r>
+            <w:proofErr w:type="spellStart"/>
             <w:r>
               <w:rPr>
                 <w:sz w:val="18"/>
               </w:rPr>
               <w:t>i</w:t>
             </w:r>
+            <w:proofErr w:type="spellEnd"/>
             <w:r>
               <w:rPr>
                 <w:spacing w:val="-1"/>
@@ -5965,12 +6038,14 @@
               </w:rPr>
               <w:t xml:space="preserve"> </w:t>
             </w:r>
+            <w:proofErr w:type="spellStart"/>
             <w:r>
               <w:rPr>
                 <w:sz w:val="18"/>
               </w:rPr>
               <w:t>i</w:t>
             </w:r>
+            <w:proofErr w:type="spellEnd"/>
             <w:r>
               <w:rPr>
                 <w:spacing w:val="-2"/>
@@ -6047,7 +6122,34 @@
                 <w:sz w:val="18"/>
               </w:rPr>
               <w:tab/>
-              <w:t>nums[i]</w:t>
+            </w:r>
+            <w:proofErr w:type="spellStart"/>
+            <w:r>
+              <w:rPr>
+                <w:sz w:val="18"/>
+              </w:rPr>
+              <w:t>nums</w:t>
+            </w:r>
+            <w:proofErr w:type="spellEnd"/>
+            <w:r>
+              <w:rPr>
+                <w:sz w:val="18"/>
+              </w:rPr>
+              <w:t>[</w:t>
+            </w:r>
+            <w:proofErr w:type="spellStart"/>
+            <w:r>
+              <w:rPr>
+                <w:sz w:val="18"/>
+              </w:rPr>
+              <w:t>i</w:t>
+            </w:r>
+            <w:proofErr w:type="spellEnd"/>
+            <w:r>
+              <w:rPr>
+                <w:sz w:val="18"/>
+              </w:rPr>
+              <w:t>]</w:t>
             </w:r>
             <w:r>
               <w:rPr>
@@ -6247,7 +6349,34 @@
                 <w:sz w:val="18"/>
               </w:rPr>
               <w:tab/>
-              <w:t>nums[i]</w:t>
+            </w:r>
+            <w:proofErr w:type="spellStart"/>
+            <w:r>
+              <w:rPr>
+                <w:sz w:val="18"/>
+              </w:rPr>
+              <w:t>nums</w:t>
+            </w:r>
+            <w:proofErr w:type="spellEnd"/>
+            <w:r>
+              <w:rPr>
+                <w:sz w:val="18"/>
+              </w:rPr>
+              <w:t>[</w:t>
+            </w:r>
+            <w:proofErr w:type="spellStart"/>
+            <w:r>
+              <w:rPr>
+                <w:sz w:val="18"/>
+              </w:rPr>
+              <w:t>i</w:t>
+            </w:r>
+            <w:proofErr w:type="spellEnd"/>
+            <w:r>
+              <w:rPr>
+                <w:sz w:val="18"/>
+              </w:rPr>
+              <w:t>]</w:t>
             </w:r>
             <w:r>
               <w:rPr>
@@ -6511,8 +6640,17 @@
                 <w:spacing w:val="-4"/>
                 <w:sz w:val="18"/>
               </w:rPr>
-              <w:t xml:space="preserve"> nums</w:t>
-            </w:r>
+              <w:t xml:space="preserve"> </w:t>
+            </w:r>
+            <w:proofErr w:type="spellStart"/>
+            <w:r>
+              <w:rPr>
+                <w:spacing w:val="-4"/>
+                <w:sz w:val="18"/>
+              </w:rPr>
+              <w:t>nums</w:t>
+            </w:r>
+            <w:proofErr w:type="spellEnd"/>
           </w:p>
         </w:tc>
       </w:tr>
@@ -6528,9 +6666,11 @@
         <w:pStyle w:val="Heading4"/>
         <w:spacing w:before="0"/>
       </w:pPr>
+      <w:proofErr w:type="spellStart"/>
       <w:r>
         <w:t>MergeSort</w:t>
       </w:r>
+      <w:proofErr w:type="spellEnd"/>
       <w:r>
         <w:rPr>
           <w:spacing w:val="-1"/>
@@ -6603,6 +6743,7 @@
                 <w:sz w:val="20"/>
               </w:rPr>
             </w:pPr>
+            <w:proofErr w:type="spellStart"/>
             <w:r>
               <w:rPr>
                 <w:rFonts w:ascii="Arial"/>
@@ -6610,7 +6751,37 @@
                 <w:color w:val="FFFFFF"/>
                 <w:sz w:val="20"/>
               </w:rPr>
-              <w:t>mergeSort(arr,</w:t>
+              <w:t>mergeSort</w:t>
+            </w:r>
+            <w:proofErr w:type="spellEnd"/>
+            <w:r>
+              <w:rPr>
+                <w:rFonts w:ascii="Arial"/>
+                <w:b/>
+                <w:color w:val="FFFFFF"/>
+                <w:sz w:val="20"/>
+              </w:rPr>
+              <w:t>(</w:t>
+            </w:r>
+            <w:proofErr w:type="spellStart"/>
+            <w:r>
+              <w:rPr>
+                <w:rFonts w:ascii="Arial"/>
+                <w:b/>
+                <w:color w:val="FFFFFF"/>
+                <w:sz w:val="20"/>
+              </w:rPr>
+              <w:t>arr</w:t>
+            </w:r>
+            <w:proofErr w:type="spellEnd"/>
+            <w:r>
+              <w:rPr>
+                <w:rFonts w:ascii="Arial"/>
+                <w:b/>
+                <w:color w:val="FFFFFF"/>
+                <w:sz w:val="20"/>
+              </w:rPr>
+              <w:t>,</w:t>
             </w:r>
             <w:r>
               <w:rPr>
@@ -6945,11 +7116,33 @@
               </w:rPr>
               <w:t xml:space="preserve"> </w:t>
             </w:r>
-            <w:r>
-              <w:rPr>
-                <w:sz w:val="18"/>
-              </w:rPr>
-              <w:t>mergeSort(arr,</w:t>
+            <w:proofErr w:type="spellStart"/>
+            <w:r>
+              <w:rPr>
+                <w:sz w:val="18"/>
+              </w:rPr>
+              <w:t>mergeSort</w:t>
+            </w:r>
+            <w:proofErr w:type="spellEnd"/>
+            <w:r>
+              <w:rPr>
+                <w:sz w:val="18"/>
+              </w:rPr>
+              <w:t>(</w:t>
+            </w:r>
+            <w:proofErr w:type="spellStart"/>
+            <w:r>
+              <w:rPr>
+                <w:sz w:val="18"/>
+              </w:rPr>
+              <w:t>arr</w:t>
+            </w:r>
+            <w:proofErr w:type="spellEnd"/>
+            <w:r>
+              <w:rPr>
+                <w:sz w:val="18"/>
+              </w:rPr>
+              <w:t>,</w:t>
             </w:r>
             <w:r>
               <w:rPr>
@@ -7026,11 +7219,33 @@
               </w:rPr>
               <w:t xml:space="preserve"> </w:t>
             </w:r>
-            <w:r>
-              <w:rPr>
-                <w:sz w:val="18"/>
-              </w:rPr>
-              <w:t>mergeSort(arr,</w:t>
+            <w:proofErr w:type="spellStart"/>
+            <w:r>
+              <w:rPr>
+                <w:sz w:val="18"/>
+              </w:rPr>
+              <w:t>mergeSort</w:t>
+            </w:r>
+            <w:proofErr w:type="spellEnd"/>
+            <w:r>
+              <w:rPr>
+                <w:sz w:val="18"/>
+              </w:rPr>
+              <w:t>(</w:t>
+            </w:r>
+            <w:proofErr w:type="spellStart"/>
+            <w:r>
+              <w:rPr>
+                <w:sz w:val="18"/>
+              </w:rPr>
+              <w:t>arr</w:t>
+            </w:r>
+            <w:proofErr w:type="spellEnd"/>
+            <w:r>
+              <w:rPr>
+                <w:sz w:val="18"/>
+              </w:rPr>
+              <w:t>,</w:t>
             </w:r>
             <w:r>
               <w:rPr>
@@ -7137,7 +7352,21 @@
               <w:rPr>
                 <w:sz w:val="18"/>
               </w:rPr>
-              <w:t>merge(arr,</w:t>
+              <w:t>merge(</w:t>
+            </w:r>
+            <w:proofErr w:type="spellStart"/>
+            <w:r>
+              <w:rPr>
+                <w:sz w:val="18"/>
+              </w:rPr>
+              <w:t>arr</w:t>
+            </w:r>
+            <w:proofErr w:type="spellEnd"/>
+            <w:r>
+              <w:rPr>
+                <w:sz w:val="18"/>
+              </w:rPr>
+              <w:t>,</w:t>
             </w:r>
             <w:r>
               <w:rPr>
@@ -7207,7 +7436,25 @@
                 <w:color w:val="1E4D78"/>
                 <w:sz w:val="18"/>
               </w:rPr>
-              <w:t>merge(arr,</w:t>
+              <w:t>merge(</w:t>
+            </w:r>
+            <w:proofErr w:type="spellStart"/>
+            <w:r>
+              <w:rPr>
+                <w:b/>
+                <w:color w:val="1E4D78"/>
+                <w:sz w:val="18"/>
+              </w:rPr>
+              <w:t>arr</w:t>
+            </w:r>
+            <w:proofErr w:type="spellEnd"/>
+            <w:r>
+              <w:rPr>
+                <w:b/>
+                <w:color w:val="1E4D78"/>
+                <w:sz w:val="18"/>
+              </w:rPr>
+              <w:t>,</w:t>
             </w:r>
             <w:r>
               <w:rPr>
@@ -7347,11 +7594,33 @@
               </w:rPr>
               <w:t xml:space="preserve"> </w:t>
             </w:r>
-            <w:r>
-              <w:rPr>
-                <w:sz w:val="18"/>
-              </w:rPr>
-              <w:t>arr[left..mid]</w:t>
+            <w:proofErr w:type="spellStart"/>
+            <w:r>
+              <w:rPr>
+                <w:sz w:val="18"/>
+              </w:rPr>
+              <w:t>arr</w:t>
+            </w:r>
+            <w:proofErr w:type="spellEnd"/>
+            <w:r>
+              <w:rPr>
+                <w:sz w:val="18"/>
+              </w:rPr>
+              <w:t>[</w:t>
+            </w:r>
+            <w:proofErr w:type="spellStart"/>
+            <w:r>
+              <w:rPr>
+                <w:sz w:val="18"/>
+              </w:rPr>
+              <w:t>left..mid</w:t>
+            </w:r>
+            <w:proofErr w:type="spellEnd"/>
+            <w:r>
+              <w:rPr>
+                <w:sz w:val="18"/>
+              </w:rPr>
+              <w:t>]</w:t>
             </w:r>
             <w:r>
               <w:rPr>
@@ -7428,11 +7697,19 @@
               </w:rPr>
               <w:t xml:space="preserve"> </w:t>
             </w:r>
-            <w:r>
-              <w:rPr>
-                <w:sz w:val="18"/>
-              </w:rPr>
-              <w:t>arr[mid+1..right]</w:t>
+            <w:proofErr w:type="spellStart"/>
+            <w:r>
+              <w:rPr>
+                <w:sz w:val="18"/>
+              </w:rPr>
+              <w:t>arr</w:t>
+            </w:r>
+            <w:proofErr w:type="spellEnd"/>
+            <w:r>
+              <w:rPr>
+                <w:sz w:val="18"/>
+              </w:rPr>
+              <w:t>[mid+1..right]</w:t>
             </w:r>
             <w:r>
               <w:rPr>
@@ -7489,12 +7766,14 @@
               </w:rPr>
               <w:t xml:space="preserve"> </w:t>
             </w:r>
+            <w:proofErr w:type="spellStart"/>
             <w:r>
               <w:rPr>
                 <w:sz w:val="18"/>
               </w:rPr>
               <w:t>i</w:t>
             </w:r>
+            <w:proofErr w:type="spellEnd"/>
             <w:r>
               <w:rPr>
                 <w:spacing w:val="-1"/>
@@ -7650,12 +7929,14 @@
               </w:rPr>
               <w:t xml:space="preserve"> </w:t>
             </w:r>
+            <w:proofErr w:type="spellStart"/>
             <w:r>
               <w:rPr>
                 <w:sz w:val="18"/>
               </w:rPr>
               <w:t>i</w:t>
             </w:r>
+            <w:proofErr w:type="spellEnd"/>
             <w:r>
               <w:rPr>
                 <w:spacing w:val="-2"/>
@@ -7797,7 +8078,21 @@
               <w:rPr>
                 <w:sz w:val="18"/>
               </w:rPr>
-              <w:t>L[i]</w:t>
+              <w:t>L[</w:t>
+            </w:r>
+            <w:proofErr w:type="spellStart"/>
+            <w:r>
+              <w:rPr>
+                <w:sz w:val="18"/>
+              </w:rPr>
+              <w:t>i</w:t>
+            </w:r>
+            <w:proofErr w:type="spellEnd"/>
+            <w:r>
+              <w:rPr>
+                <w:sz w:val="18"/>
+              </w:rPr>
+              <w:t>]</w:t>
             </w:r>
             <w:r>
               <w:rPr>
@@ -7832,11 +8127,19 @@
               </w:rPr>
               <w:t xml:space="preserve"> </w:t>
             </w:r>
-            <w:r>
-              <w:rPr>
-                <w:sz w:val="18"/>
-              </w:rPr>
-              <w:t>arr[k]</w:t>
+            <w:proofErr w:type="spellStart"/>
+            <w:r>
+              <w:rPr>
+                <w:sz w:val="18"/>
+              </w:rPr>
+              <w:t>arr</w:t>
+            </w:r>
+            <w:proofErr w:type="spellEnd"/>
+            <w:r>
+              <w:rPr>
+                <w:sz w:val="18"/>
+              </w:rPr>
+              <w:t>[k]</w:t>
             </w:r>
             <w:r>
               <w:rPr>
@@ -7862,7 +8165,21 @@
               <w:rPr>
                 <w:sz w:val="18"/>
               </w:rPr>
-              <w:t>L[i];</w:t>
+              <w:t>L[</w:t>
+            </w:r>
+            <w:proofErr w:type="spellStart"/>
+            <w:r>
+              <w:rPr>
+                <w:sz w:val="18"/>
+              </w:rPr>
+              <w:t>i</w:t>
+            </w:r>
+            <w:proofErr w:type="spellEnd"/>
+            <w:r>
+              <w:rPr>
+                <w:sz w:val="18"/>
+              </w:rPr>
+              <w:t>];</w:t>
             </w:r>
             <w:r>
               <w:rPr>
@@ -7871,12 +8188,21 @@
               </w:rPr>
               <w:t xml:space="preserve"> </w:t>
             </w:r>
+            <w:proofErr w:type="spellStart"/>
             <w:r>
               <w:rPr>
                 <w:spacing w:val="-5"/>
                 <w:sz w:val="18"/>
               </w:rPr>
-              <w:t>i++</w:t>
+              <w:t>i</w:t>
+            </w:r>
+            <w:proofErr w:type="spellEnd"/>
+            <w:r>
+              <w:rPr>
+                <w:spacing w:val="-5"/>
+                <w:sz w:val="18"/>
+              </w:rPr>
+              <w:t>++</w:t>
             </w:r>
           </w:p>
         </w:tc>
@@ -7928,7 +8254,20 @@
                 <w:sz w:val="18"/>
               </w:rPr>
               <w:tab/>
-              <w:t>arr[k]</w:t>
+            </w:r>
+            <w:proofErr w:type="spellStart"/>
+            <w:r>
+              <w:rPr>
+                <w:sz w:val="18"/>
+              </w:rPr>
+              <w:t>arr</w:t>
+            </w:r>
+            <w:proofErr w:type="spellEnd"/>
+            <w:r>
+              <w:rPr>
+                <w:sz w:val="18"/>
+              </w:rPr>
+              <w:t>[k]</w:t>
             </w:r>
             <w:r>
               <w:rPr>
@@ -7963,6 +8302,7 @@
               </w:rPr>
               <w:t xml:space="preserve"> </w:t>
             </w:r>
+            <w:proofErr w:type="spellStart"/>
             <w:r>
               <w:rPr>
                 <w:spacing w:val="-5"/>
@@ -7970,6 +8310,7 @@
               </w:rPr>
               <w:t>j++</w:t>
             </w:r>
+            <w:proofErr w:type="spellEnd"/>
           </w:p>
         </w:tc>
       </w:tr>
@@ -8127,12 +8468,21 @@
               </w:rPr>
               <w:t xml:space="preserve"> </w:t>
             </w:r>
+            <w:proofErr w:type="spellStart"/>
             <w:r>
               <w:rPr>
                 <w:spacing w:val="-2"/>
                 <w:sz w:val="18"/>
               </w:rPr>
-              <w:t>arr[]</w:t>
+              <w:t>arr</w:t>
+            </w:r>
+            <w:proofErr w:type="spellEnd"/>
+            <w:r>
+              <w:rPr>
+                <w:spacing w:val="-2"/>
+                <w:sz w:val="18"/>
+              </w:rPr>
+              <w:t>[]</w:t>
             </w:r>
           </w:p>
         </w:tc>
@@ -8247,12 +8597,21 @@
               </w:rPr>
               <w:t xml:space="preserve"> </w:t>
             </w:r>
+            <w:proofErr w:type="spellStart"/>
             <w:r>
               <w:rPr>
                 <w:spacing w:val="-2"/>
                 <w:sz w:val="18"/>
               </w:rPr>
-              <w:t>arr[]</w:t>
+              <w:t>arr</w:t>
+            </w:r>
+            <w:proofErr w:type="spellEnd"/>
+            <w:r>
+              <w:rPr>
+                <w:spacing w:val="-2"/>
+                <w:sz w:val="18"/>
+              </w:rPr>
+              <w:t>[]</w:t>
             </w:r>
           </w:p>
         </w:tc>
@@ -8732,8 +9091,18 @@
                 <w:spacing w:val="-4"/>
                 <w:sz w:val="20"/>
               </w:rPr>
-              <w:t xml:space="preserve"> nums</w:t>
-            </w:r>
+              <w:t xml:space="preserve"> </w:t>
+            </w:r>
+            <w:proofErr w:type="spellStart"/>
+            <w:r>
+              <w:rPr>
+                <w:rFonts w:ascii="Arial MT"/>
+                <w:spacing w:val="-4"/>
+                <w:sz w:val="20"/>
+              </w:rPr>
+              <w:t>nums</w:t>
+            </w:r>
+            <w:proofErr w:type="spellEnd"/>
           </w:p>
         </w:tc>
       </w:tr>
@@ -8780,6 +9149,7 @@
                 <w:sz w:val="20"/>
               </w:rPr>
             </w:pPr>
+            <w:proofErr w:type="spellStart"/>
             <w:r>
               <w:rPr>
                 <w:rFonts w:ascii="Arial MT"/>
@@ -8787,37 +9157,7 @@
               </w:rPr>
               <w:t>MergeSort</w:t>
             </w:r>
-            <w:r>
-              <w:rPr>
-                <w:rFonts w:ascii="Arial MT"/>
-                <w:spacing w:val="-6"/>
-                <w:sz w:val="20"/>
-              </w:rPr>
-              <w:t xml:space="preserve"> </w:t>
-            </w:r>
-            <w:r>
-              <w:rPr>
-                <w:rFonts w:ascii="Arial MT"/>
-                <w:sz w:val="20"/>
-              </w:rPr>
-              <w:t>(sort</w:t>
-            </w:r>
-            <w:r>
-              <w:rPr>
-                <w:rFonts w:ascii="Arial MT"/>
-                <w:spacing w:val="-5"/>
-                <w:sz w:val="20"/>
-              </w:rPr>
-              <w:t xml:space="preserve"> </w:t>
-            </w:r>
-            <w:r>
-              <w:rPr>
-                <w:rFonts w:ascii="Arial MT"/>
-                <w:spacing w:val="-2"/>
-                <w:sz w:val="20"/>
-              </w:rPr>
-              <w:t>copy)</w:t>
-            </w:r>
+            <w:proofErr w:type="spellEnd"/>
           </w:p>
         </w:tc>
         <w:tc>
@@ -9603,6 +9943,7 @@
               </w:rPr>
               <w:t xml:space="preserve"> </w:t>
             </w:r>
+            <w:proofErr w:type="spellStart"/>
             <w:r>
               <w:rPr>
                 <w:rFonts w:ascii="Arial MT"/>
@@ -9610,6 +9951,7 @@
               </w:rPr>
               <w:t>MergeSort</w:t>
             </w:r>
+            <w:proofErr w:type="spellEnd"/>
             <w:r>
               <w:rPr>
                 <w:rFonts w:ascii="Arial MT"/>
@@ -10005,6 +10347,7 @@
                 <w:sz w:val="20"/>
               </w:rPr>
             </w:pPr>
+            <w:proofErr w:type="spellStart"/>
             <w:r>
               <w:rPr>
                 <w:rFonts w:ascii="Arial"/>
@@ -10013,7 +10356,40 @@
                 <w:spacing w:val="-2"/>
                 <w:sz w:val="20"/>
               </w:rPr>
-              <w:t>wiggleSortREC(nums)</w:t>
+              <w:t>wiggleSortREC</w:t>
+            </w:r>
+            <w:proofErr w:type="spellEnd"/>
+            <w:r>
+              <w:rPr>
+                <w:rFonts w:ascii="Arial"/>
+                <w:b/>
+                <w:color w:val="FFFFFF"/>
+                <w:spacing w:val="-2"/>
+                <w:sz w:val="20"/>
+              </w:rPr>
+              <w:t>(</w:t>
+            </w:r>
+            <w:proofErr w:type="spellStart"/>
+            <w:r>
+              <w:rPr>
+                <w:rFonts w:ascii="Arial"/>
+                <w:b/>
+                <w:color w:val="FFFFFF"/>
+                <w:spacing w:val="-2"/>
+                <w:sz w:val="20"/>
+              </w:rPr>
+              <w:t>nums</w:t>
+            </w:r>
+            <w:proofErr w:type="spellEnd"/>
+            <w:r>
+              <w:rPr>
+                <w:rFonts w:ascii="Arial"/>
+                <w:b/>
+                <w:color w:val="FFFFFF"/>
+                <w:spacing w:val="-2"/>
+                <w:sz w:val="20"/>
+              </w:rPr>
+              <w:t>)</w:t>
             </w:r>
           </w:p>
         </w:tc>
@@ -10102,6 +10478,7 @@
               </w:rPr>
               <w:t xml:space="preserve"> </w:t>
             </w:r>
+            <w:proofErr w:type="spellStart"/>
             <w:r>
               <w:rPr>
                 <w:spacing w:val="-4"/>
@@ -10109,6 +10486,7 @@
               </w:rPr>
               <w:t>nums</w:t>
             </w:r>
+            <w:proofErr w:type="spellEnd"/>
           </w:p>
         </w:tc>
       </w:tr>
@@ -10157,11 +10535,19 @@
               </w:rPr>
               <w:t xml:space="preserve"> </w:t>
             </w:r>
-            <w:r>
-              <w:rPr>
-                <w:sz w:val="18"/>
-              </w:rPr>
-              <w:t>mergeSort(sorted,</w:t>
+            <w:proofErr w:type="spellStart"/>
+            <w:r>
+              <w:rPr>
+                <w:sz w:val="18"/>
+              </w:rPr>
+              <w:t>mergeSort</w:t>
+            </w:r>
+            <w:proofErr w:type="spellEnd"/>
+            <w:r>
+              <w:rPr>
+                <w:sz w:val="18"/>
+              </w:rPr>
+              <w:t>(sorted,</w:t>
             </w:r>
             <w:r>
               <w:rPr>
@@ -10283,6 +10669,7 @@
               </w:rPr>
               <w:t xml:space="preserve"> </w:t>
             </w:r>
+            <w:proofErr w:type="spellStart"/>
             <w:r>
               <w:rPr>
                 <w:spacing w:val="-4"/>
@@ -10290,6 +10677,7 @@
               </w:rPr>
               <w:t>nums</w:t>
             </w:r>
+            <w:proofErr w:type="spellEnd"/>
           </w:p>
         </w:tc>
       </w:tr>
@@ -10552,11 +10940,33 @@
               </w:rPr>
               <w:t xml:space="preserve"> </w:t>
             </w:r>
-            <w:r>
-              <w:rPr>
-                <w:sz w:val="18"/>
-              </w:rPr>
-              <w:t>recWiggleSort(nums,</w:t>
+            <w:proofErr w:type="spellStart"/>
+            <w:r>
+              <w:rPr>
+                <w:sz w:val="18"/>
+              </w:rPr>
+              <w:t>recWiggleSort</w:t>
+            </w:r>
+            <w:proofErr w:type="spellEnd"/>
+            <w:r>
+              <w:rPr>
+                <w:sz w:val="18"/>
+              </w:rPr>
+              <w:t>(</w:t>
+            </w:r>
+            <w:proofErr w:type="spellStart"/>
+            <w:r>
+              <w:rPr>
+                <w:sz w:val="18"/>
+              </w:rPr>
+              <w:t>nums</w:t>
+            </w:r>
+            <w:proofErr w:type="spellEnd"/>
+            <w:r>
+              <w:rPr>
+                <w:sz w:val="18"/>
+              </w:rPr>
+              <w:t>,</w:t>
             </w:r>
             <w:r>
               <w:rPr>
@@ -10604,12 +11014,21 @@
               </w:rPr>
               <w:t xml:space="preserve"> </w:t>
             </w:r>
+            <w:proofErr w:type="spellStart"/>
             <w:r>
               <w:rPr>
                 <w:spacing w:val="-4"/>
                 <w:sz w:val="18"/>
               </w:rPr>
-              <w:t>i=0)</w:t>
+              <w:t>i</w:t>
+            </w:r>
+            <w:proofErr w:type="spellEnd"/>
+            <w:r>
+              <w:rPr>
+                <w:spacing w:val="-4"/>
+                <w:sz w:val="18"/>
+              </w:rPr>
+              <w:t>=0)</w:t>
             </w:r>
           </w:p>
         </w:tc>
@@ -10677,6 +11096,7 @@
                 <w:sz w:val="20"/>
               </w:rPr>
             </w:pPr>
+            <w:proofErr w:type="spellStart"/>
             <w:r>
               <w:rPr>
                 <w:rFonts w:ascii="Arial"/>
@@ -10685,7 +11105,37 @@
                 <w:sz w:val="20"/>
               </w:rPr>
               <w:lastRenderedPageBreak/>
-              <w:t>recWiggleSort(nums,</w:t>
+              <w:t>recWiggleSort</w:t>
+            </w:r>
+            <w:proofErr w:type="spellEnd"/>
+            <w:r>
+              <w:rPr>
+                <w:rFonts w:ascii="Arial"/>
+                <w:b/>
+                <w:color w:val="FFFFFF"/>
+                <w:sz w:val="20"/>
+              </w:rPr>
+              <w:t>(</w:t>
+            </w:r>
+            <w:proofErr w:type="spellStart"/>
+            <w:r>
+              <w:rPr>
+                <w:rFonts w:ascii="Arial"/>
+                <w:b/>
+                <w:color w:val="FFFFFF"/>
+                <w:sz w:val="20"/>
+              </w:rPr>
+              <w:t>nums</w:t>
+            </w:r>
+            <w:proofErr w:type="spellEnd"/>
+            <w:r>
+              <w:rPr>
+                <w:rFonts w:ascii="Arial"/>
+                <w:b/>
+                <w:color w:val="FFFFFF"/>
+                <w:sz w:val="20"/>
+              </w:rPr>
+              <w:t>,</w:t>
             </w:r>
             <w:r>
               <w:rPr>
@@ -10754,6 +11204,7 @@
               </w:rPr>
               <w:t xml:space="preserve"> </w:t>
             </w:r>
+            <w:proofErr w:type="spellStart"/>
             <w:r>
               <w:rPr>
                 <w:rFonts w:ascii="Arial"/>
@@ -10762,7 +11213,18 @@
                 <w:spacing w:val="-5"/>
                 <w:sz w:val="20"/>
               </w:rPr>
-              <w:t>i)</w:t>
+              <w:t>i</w:t>
+            </w:r>
+            <w:proofErr w:type="spellEnd"/>
+            <w:r>
+              <w:rPr>
+                <w:rFonts w:ascii="Arial"/>
+                <w:b/>
+                <w:color w:val="FFFFFF"/>
+                <w:spacing w:val="-5"/>
+                <w:sz w:val="20"/>
+              </w:rPr>
+              <w:t>)</w:t>
             </w:r>
           </w:p>
         </w:tc>
@@ -10815,12 +11277,14 @@
               </w:rPr>
               <w:t xml:space="preserve"> </w:t>
             </w:r>
+            <w:proofErr w:type="spellStart"/>
             <w:r>
               <w:rPr>
                 <w:sz w:val="18"/>
               </w:rPr>
               <w:t>i</w:t>
             </w:r>
+            <w:proofErr w:type="spellEnd"/>
             <w:r>
               <w:rPr>
                 <w:spacing w:val="-2"/>
@@ -10879,34 +11343,6 @@
                 <w:sz w:val="18"/>
               </w:rPr>
               <w:tab/>
-              <w:t>//</w:t>
-            </w:r>
-            <w:r>
-              <w:rPr>
-                <w:spacing w:val="-5"/>
-                <w:sz w:val="18"/>
-              </w:rPr>
-              <w:t xml:space="preserve"> </w:t>
-            </w:r>
-            <w:r>
-              <w:rPr>
-                <w:sz w:val="18"/>
-              </w:rPr>
-              <w:t>base</w:t>
-            </w:r>
-            <w:r>
-              <w:rPr>
-                <w:spacing w:val="-3"/>
-                <w:sz w:val="18"/>
-              </w:rPr>
-              <w:t xml:space="preserve"> </w:t>
-            </w:r>
-            <w:r>
-              <w:rPr>
-                <w:spacing w:val="-4"/>
-                <w:sz w:val="18"/>
-              </w:rPr>
-              <w:t>case</w:t>
             </w:r>
           </w:p>
         </w:tc>
@@ -10956,12 +11392,14 @@
               </w:rPr>
               <w:t xml:space="preserve"> </w:t>
             </w:r>
+            <w:proofErr w:type="spellStart"/>
             <w:r>
               <w:rPr>
                 <w:sz w:val="18"/>
               </w:rPr>
               <w:t>i</w:t>
             </w:r>
+            <w:proofErr w:type="spellEnd"/>
             <w:r>
               <w:rPr>
                 <w:spacing w:val="-2"/>
@@ -11038,7 +11476,34 @@
                 <w:sz w:val="18"/>
               </w:rPr>
               <w:tab/>
-              <w:t>nums[i]</w:t>
+            </w:r>
+            <w:proofErr w:type="spellStart"/>
+            <w:r>
+              <w:rPr>
+                <w:sz w:val="18"/>
+              </w:rPr>
+              <w:t>nums</w:t>
+            </w:r>
+            <w:proofErr w:type="spellEnd"/>
+            <w:r>
+              <w:rPr>
+                <w:sz w:val="18"/>
+              </w:rPr>
+              <w:t>[</w:t>
+            </w:r>
+            <w:proofErr w:type="spellStart"/>
+            <w:r>
+              <w:rPr>
+                <w:sz w:val="18"/>
+              </w:rPr>
+              <w:t>i</w:t>
+            </w:r>
+            <w:proofErr w:type="spellEnd"/>
+            <w:r>
+              <w:rPr>
+                <w:sz w:val="18"/>
+              </w:rPr>
+              <w:t>]</w:t>
             </w:r>
             <w:r>
               <w:rPr>
@@ -11236,7 +11701,34 @@
                 <w:sz w:val="18"/>
               </w:rPr>
               <w:tab/>
-              <w:t>nums[i]</w:t>
+            </w:r>
+            <w:proofErr w:type="spellStart"/>
+            <w:r>
+              <w:rPr>
+                <w:sz w:val="18"/>
+              </w:rPr>
+              <w:t>nums</w:t>
+            </w:r>
+            <w:proofErr w:type="spellEnd"/>
+            <w:r>
+              <w:rPr>
+                <w:sz w:val="18"/>
+              </w:rPr>
+              <w:t>[</w:t>
+            </w:r>
+            <w:proofErr w:type="spellStart"/>
+            <w:r>
+              <w:rPr>
+                <w:sz w:val="18"/>
+              </w:rPr>
+              <w:t>i</w:t>
+            </w:r>
+            <w:proofErr w:type="spellEnd"/>
+            <w:r>
+              <w:rPr>
+                <w:sz w:val="18"/>
+              </w:rPr>
+              <w:t>]</w:t>
             </w:r>
             <w:r>
               <w:rPr>
@@ -11459,11 +11951,33 @@
               </w:rPr>
               <w:t xml:space="preserve"> </w:t>
             </w:r>
-            <w:r>
-              <w:rPr>
-                <w:sz w:val="18"/>
-              </w:rPr>
-              <w:t>recWiggleSort(nums,</w:t>
+            <w:proofErr w:type="spellStart"/>
+            <w:r>
+              <w:rPr>
+                <w:sz w:val="18"/>
+              </w:rPr>
+              <w:t>recWiggleSort</w:t>
+            </w:r>
+            <w:proofErr w:type="spellEnd"/>
+            <w:r>
+              <w:rPr>
+                <w:sz w:val="18"/>
+              </w:rPr>
+              <w:t>(</w:t>
+            </w:r>
+            <w:proofErr w:type="spellStart"/>
+            <w:r>
+              <w:rPr>
+                <w:sz w:val="18"/>
+              </w:rPr>
+              <w:t>nums</w:t>
+            </w:r>
+            <w:proofErr w:type="spellEnd"/>
+            <w:r>
+              <w:rPr>
+                <w:sz w:val="18"/>
+              </w:rPr>
+              <w:t>,</w:t>
             </w:r>
             <w:r>
               <w:rPr>
@@ -11511,12 +12025,14 @@
               </w:rPr>
               <w:t xml:space="preserve"> </w:t>
             </w:r>
+            <w:proofErr w:type="spellStart"/>
             <w:r>
               <w:rPr>
                 <w:sz w:val="18"/>
               </w:rPr>
               <w:t>i</w:t>
             </w:r>
+            <w:proofErr w:type="spellEnd"/>
             <w:r>
               <w:rPr>
                 <w:spacing w:val="-5"/>
@@ -12013,8 +12529,18 @@
                 <w:spacing w:val="-4"/>
                 <w:sz w:val="20"/>
               </w:rPr>
-              <w:t xml:space="preserve"> nums</w:t>
-            </w:r>
+              <w:t xml:space="preserve"> </w:t>
+            </w:r>
+            <w:proofErr w:type="spellStart"/>
+            <w:r>
+              <w:rPr>
+                <w:rFonts w:ascii="Arial MT"/>
+                <w:spacing w:val="-4"/>
+                <w:sz w:val="20"/>
+              </w:rPr>
+              <w:t>nums</w:t>
+            </w:r>
+            <w:proofErr w:type="spellEnd"/>
           </w:p>
         </w:tc>
       </w:tr>
@@ -12061,6 +12587,7 @@
                 <w:sz w:val="20"/>
               </w:rPr>
             </w:pPr>
+            <w:proofErr w:type="spellStart"/>
             <w:r>
               <w:rPr>
                 <w:rFonts w:ascii="Arial MT"/>
@@ -12068,37 +12595,7 @@
               </w:rPr>
               <w:t>MergeSort</w:t>
             </w:r>
-            <w:r>
-              <w:rPr>
-                <w:rFonts w:ascii="Arial MT"/>
-                <w:spacing w:val="-6"/>
-                <w:sz w:val="20"/>
-              </w:rPr>
-              <w:t xml:space="preserve"> </w:t>
-            </w:r>
-            <w:r>
-              <w:rPr>
-                <w:rFonts w:ascii="Arial MT"/>
-                <w:sz w:val="20"/>
-              </w:rPr>
-              <w:t>(sort</w:t>
-            </w:r>
-            <w:r>
-              <w:rPr>
-                <w:rFonts w:ascii="Arial MT"/>
-                <w:spacing w:val="-5"/>
-                <w:sz w:val="20"/>
-              </w:rPr>
-              <w:t xml:space="preserve"> </w:t>
-            </w:r>
-            <w:r>
-              <w:rPr>
-                <w:rFonts w:ascii="Arial MT"/>
-                <w:spacing w:val="-2"/>
-                <w:sz w:val="20"/>
-              </w:rPr>
-              <w:t>copy)</w:t>
-            </w:r>
+            <w:proofErr w:type="spellEnd"/>
           </w:p>
         </w:tc>
         <w:tc>
@@ -12965,6 +13462,7 @@
               </w:rPr>
               <w:t xml:space="preserve"> </w:t>
             </w:r>
+            <w:proofErr w:type="spellStart"/>
             <w:r>
               <w:rPr>
                 <w:rFonts w:ascii="Arial MT"/>
@@ -12972,6 +13470,7 @@
               </w:rPr>
               <w:t>MergeSort</w:t>
             </w:r>
+            <w:proofErr w:type="spellEnd"/>
             <w:r>
               <w:rPr>
                 <w:rFonts w:ascii="Arial MT"/>
@@ -15498,6 +15997,7 @@
   <w:style w:type="character" w:default="1" w:styleId="DefaultParagraphFont">
     <w:name w:val="Default Paragraph Font"/>
     <w:uiPriority w:val="1"/>
+    <w:semiHidden/>
     <w:unhideWhenUsed/>
   </w:style>
   <w:style w:type="table" w:default="1" w:styleId="TableNormal">
